--- a/src/main/resources/historico_campus_cabo.docx
+++ b/src/main/resources/historico_campus_cabo.docx
@@ -6,12 +6,17 @@
       <w:pPr>
         <w:pStyle w:val="Normal"/>
         <w:bidi w:val="0"/>
-        <w:jc w:val="start"/>
-        <w:rPr/>
-      </w:pPr>
-      <w:r>
-        <w:rPr/>
-        <w:tab/>
+        <w:spacing w:lineRule="auto" w:line="360"/>
+        <w:ind w:firstLine="709"/>
+        <w:jc w:val="both"/>
+        <w:rPr>
+          <w:rFonts w:ascii="Times New Roman" w:hAnsi="Times New Roman"/>
+        </w:rPr>
+      </w:pPr>
+      <w:r>
+        <w:rPr>
+          <w:rFonts w:ascii="Times New Roman" w:hAnsi="Times New Roman"/>
+        </w:rPr>
         <w:t>O Instituto Federal de Pernambuco (IFPE) – Campus Cabo de Santo Agostinho integra a terceira fase de expansão da Rede Federal de Educação Profissional e Tecnológica, instituída pela Lei Federal nº 11.195/2005, juntamente com os campi Abreu e Lima, Igarassu, Jaboatão dos Guararapes, Olinda, Palmares e Paulista.</w:t>
       </w:r>
     </w:p>
@@ -19,12 +24,17 @@
       <w:pPr>
         <w:pStyle w:val="Normal"/>
         <w:bidi w:val="0"/>
-        <w:jc w:val="start"/>
-        <w:rPr/>
-      </w:pPr>
-      <w:r>
-        <w:rPr/>
-        <w:tab/>
+        <w:spacing w:lineRule="auto" w:line="360"/>
+        <w:ind w:firstLine="709"/>
+        <w:jc w:val="both"/>
+        <w:rPr>
+          <w:rFonts w:ascii="Times New Roman" w:hAnsi="Times New Roman"/>
+        </w:rPr>
+      </w:pPr>
+      <w:r>
+        <w:rPr>
+          <w:rFonts w:ascii="Times New Roman" w:hAnsi="Times New Roman"/>
+        </w:rPr>
         <w:t>Com o propósito de atender às demandas locais e fortalecer a interiorização da educação profissional, o IFPE realizou um levantamento estratégico das necessidades do mercado de trabalho e promoveu uma consulta pública para identificar os cursos de maior interesse da comunidade. Como resultado desse planejamento, o Campus Cabo de Santo Agostinho foi autorizado a funcionar em 7 de outubro de 2013, por meio da Portaria nº 993/2013 do Ministério da Educação. As atividades tiveram início em 14 de outubro do mesmo ano, com a oferta do curso Técnico em Hospedagem, destinado à primeira turma do Programa Nacional de Acesso ao Ensino Técnico e Emprego (Pronatec).</w:t>
       </w:r>
     </w:p>
@@ -32,12 +42,17 @@
       <w:pPr>
         <w:pStyle w:val="Normal"/>
         <w:bidi w:val="0"/>
-        <w:jc w:val="start"/>
-        <w:rPr/>
-      </w:pPr>
-      <w:r>
-        <w:rPr/>
-        <w:tab/>
+        <w:spacing w:lineRule="auto" w:line="360"/>
+        <w:ind w:firstLine="709"/>
+        <w:jc w:val="both"/>
+        <w:rPr>
+          <w:rFonts w:ascii="Times New Roman" w:hAnsi="Times New Roman"/>
+        </w:rPr>
+      </w:pPr>
+      <w:r>
+        <w:rPr>
+          <w:rFonts w:ascii="Times New Roman" w:hAnsi="Times New Roman"/>
+        </w:rPr>
         <w:t>Durante o primeiro ano de funcionamento, o campus também ofertou cursos de Formação Inicial e Continuada (FIC) e realizou a aula inaugural das primeiras turmas regulares dos cursos técnicos subsequentes, que reuniram 144 estudantes.</w:t>
       </w:r>
     </w:p>
@@ -45,12 +60,17 @@
       <w:pPr>
         <w:pStyle w:val="Normal"/>
         <w:bidi w:val="0"/>
-        <w:jc w:val="start"/>
-        <w:rPr/>
-      </w:pPr>
-      <w:r>
-        <w:rPr/>
-        <w:tab/>
+        <w:spacing w:lineRule="auto" w:line="360"/>
+        <w:ind w:firstLine="709"/>
+        <w:jc w:val="both"/>
+        <w:rPr>
+          <w:rFonts w:ascii="Times New Roman" w:hAnsi="Times New Roman"/>
+        </w:rPr>
+      </w:pPr>
+      <w:r>
+        <w:rPr>
+          <w:rFonts w:ascii="Times New Roman" w:hAnsi="Times New Roman"/>
+        </w:rPr>
         <w:t>A construção da sede definitiva teve início em 2015, com recursos do Ministério da Educação. Em 28 de dezembro de 2018, foi inaugurado o novo campus, com uma área construída de 12.650 m², composta por blocos de salas de aula, laboratórios, biblioteca, auditório, blocos administrativo e acadêmico, ginásio poliesportivo, espaços de convivência e uma creche destinada aos filhos de servidores, estudantes e membros da comunidade local.</w:t>
       </w:r>
     </w:p>
@@ -58,12 +78,17 @@
       <w:pPr>
         <w:pStyle w:val="Normal"/>
         <w:bidi w:val="0"/>
-        <w:jc w:val="start"/>
-        <w:rPr/>
-      </w:pPr>
-      <w:r>
-        <w:rPr/>
-        <w:tab/>
+        <w:spacing w:lineRule="auto" w:line="360"/>
+        <w:ind w:firstLine="709"/>
+        <w:jc w:val="both"/>
+        <w:rPr>
+          <w:rFonts w:ascii="Times New Roman" w:hAnsi="Times New Roman"/>
+        </w:rPr>
+      </w:pPr>
+      <w:r>
+        <w:rPr>
+          <w:rFonts w:ascii="Times New Roman" w:hAnsi="Times New Roman"/>
+        </w:rPr>
         <w:t>O campus vem ampliando sua inserção social por meio de parcerias institucionais e programas voltados à inclusão e à cidadania. Em 2023, firmou cooperação técnica com a Prefeitura do Cabo de Santo Agostinho para a oferta de cursos destinados a jovens e adultos da Educação de Jovens e Adultos (EJA), tornando-se o primeiro campus do IFPE a atuar nessa modalidade. No ano seguinte, expandiu sua atuação com a implementação do programa Mulheres Mil, que oferece cursos gratuitos a mulheres em situação de vulnerabilidade, reafirmando o compromisso institucional com a igualdade de oportunidades e o empoderamento social.</w:t>
       </w:r>
     </w:p>
@@ -71,22 +96,28 @@
       <w:pPr>
         <w:pStyle w:val="Normal"/>
         <w:bidi w:val="0"/>
-        <w:jc w:val="start"/>
-        <w:rPr/>
-      </w:pPr>
-      <w:r>
-        <w:rPr/>
-        <w:tab/>
+        <w:spacing w:lineRule="auto" w:line="360"/>
+        <w:ind w:firstLine="709"/>
+        <w:jc w:val="both"/>
+        <w:rPr>
+          <w:rFonts w:ascii="Times New Roman" w:hAnsi="Times New Roman"/>
+        </w:rPr>
+      </w:pPr>
+      <w:r>
+        <w:rPr>
+          <w:rFonts w:ascii="Times New Roman" w:hAnsi="Times New Roman"/>
+        </w:rPr>
         <w:t>Assim, a trajetória do IFPE – Campus Cabo de Santo Agostinho é marcada pela expansão planejada, pela superação de desafios e pela consolidação de uma infraestrutura moderna e inclusiva. Atualmente, o campus se destaca como um polo educacional, científico e tecnológico de referência, reafirmando o compromisso da Rede Federal em oferecer uma educação pública, gratuita e de qualidade, contribuindo de forma decisiva para o desenvolvimento social e econômico do município e de toda a Região Metropolitana do Recife.</w:t>
       </w:r>
     </w:p>
     <w:sectPr>
       <w:type w:val="nextPage"/>
       <w:pgSz w:w="11906" w:h="16838"/>
-      <w:pgMar w:left="1134" w:right="1134" w:gutter="0" w:header="0" w:top="1134" w:footer="0" w:bottom="1134"/>
+      <w:pgMar w:left="1701" w:right="1134" w:gutter="0" w:header="0" w:top="1701" w:footer="0" w:bottom="1134"/>
       <w:pgNumType w:fmt="decimal"/>
       <w:formProt w:val="false"/>
       <w:textDirection w:val="lrTb"/>
+      <w:docGrid w:type="default" w:linePitch="100" w:charSpace="0"/>
     </w:sectPr>
   </w:body>
 </w:document>
@@ -106,7 +137,6 @@
     </w:rPrDefault>
     <w:pPrDefault>
       <w:pPr>
-        <w:widowControl/>
         <w:suppressAutoHyphens w:val="true"/>
       </w:pPr>
     </w:pPrDefault>
@@ -116,7 +146,10 @@
     <w:qFormat/>
     <w:pPr>
       <w:widowControl/>
+      <w:suppressAutoHyphens w:val="true"/>
       <w:bidi w:val="0"/>
+      <w:spacing w:before="0" w:after="0"/>
+      <w:jc w:val="left"/>
     </w:pPr>
     <w:rPr>
       <w:rFonts w:ascii="Liberation Serif" w:hAnsi="Liberation Serif" w:eastAsia="Noto Serif CJK SC" w:cs="FreeSans"/>

--- a/src/main/resources/historico_campus_cabo.docx
+++ b/src/main/resources/historico_campus_cabo.docx
@@ -4,108 +4,244 @@
   <w:body>
     <w:p>
       <w:pPr>
-        <w:pStyle w:val="Normal"/>
+        <w:pStyle w:val="BodyText"/>
         <w:bidi w:val="0"/>
         <w:spacing w:lineRule="auto" w:line="360"/>
         <w:ind w:firstLine="709"/>
         <w:jc w:val="both"/>
         <w:rPr>
           <w:rFonts w:ascii="Times New Roman" w:hAnsi="Times New Roman"/>
-        </w:rPr>
-      </w:pPr>
-      <w:r>
-        <w:rPr>
-          <w:rFonts w:ascii="Times New Roman" w:hAnsi="Times New Roman"/>
+          <w:b w:val="false"/>
+          <w:i w:val="false"/>
+          <w:caps w:val="false"/>
+          <w:smallCaps w:val="false"/>
+          <w:strike w:val="false"/>
+          <w:dstrike w:val="false"/>
+          <w:color w:val="000000"/>
+          <w:sz w:val="24"/>
+          <w:szCs w:val="24"/>
+          <w:u w:val="none"/>
+          <w:effect w:val="none"/>
+          <w:shd w:fill="auto" w:val="clear"/>
+        </w:rPr>
+      </w:pPr>
+      <w:bookmarkStart w:id="0" w:name="docs-internal-guid-934bd78d-7fff-3e80-f0"/>
+      <w:bookmarkEnd w:id="0"/>
+      <w:r>
+        <w:rPr>
+          <w:rFonts w:ascii="Times New Roman" w:hAnsi="Times New Roman"/>
+          <w:b w:val="false"/>
+          <w:i w:val="false"/>
+          <w:caps w:val="false"/>
+          <w:smallCaps w:val="false"/>
+          <w:strike w:val="false"/>
+          <w:dstrike w:val="false"/>
+          <w:color w:val="000000"/>
+          <w:sz w:val="24"/>
+          <w:szCs w:val="24"/>
+          <w:u w:val="none"/>
+          <w:effect w:val="none"/>
+          <w:shd w:fill="auto" w:val="clear"/>
         </w:rPr>
         <w:t>O Instituto Federal de Pernambuco (IFPE) – Campus Cabo de Santo Agostinho integra a terceira fase de expansão da Rede Federal de Educação Profissional e Tecnológica, instituída pela Lei Federal nº 11.195/2005, juntamente com os campi Abreu e Lima, Igarassu, Jaboatão dos Guararapes, Olinda, Palmares e Paulista.</w:t>
       </w:r>
     </w:p>
     <w:p>
       <w:pPr>
-        <w:pStyle w:val="Normal"/>
-        <w:bidi w:val="0"/>
-        <w:spacing w:lineRule="auto" w:line="360"/>
-        <w:ind w:firstLine="709"/>
-        <w:jc w:val="both"/>
-        <w:rPr>
-          <w:rFonts w:ascii="Times New Roman" w:hAnsi="Times New Roman"/>
-        </w:rPr>
-      </w:pPr>
-      <w:r>
-        <w:rPr>
-          <w:rFonts w:ascii="Times New Roman" w:hAnsi="Times New Roman"/>
+        <w:pStyle w:val="BodyText"/>
+        <w:bidi w:val="0"/>
+        <w:spacing w:lineRule="auto" w:line="331" w:before="240" w:after="240"/>
+        <w:ind w:firstLine="720" w:left="0" w:right="0"/>
+        <w:jc w:val="both"/>
+        <w:rPr>
+          <w:rFonts w:ascii="Times New Roman" w:hAnsi="Times New Roman"/>
+          <w:b w:val="false"/>
+          <w:i w:val="false"/>
+          <w:caps w:val="false"/>
+          <w:smallCaps w:val="false"/>
+          <w:strike w:val="false"/>
+          <w:dstrike w:val="false"/>
+          <w:color w:val="000000"/>
+          <w:sz w:val="24"/>
+          <w:szCs w:val="24"/>
+          <w:u w:val="none"/>
+          <w:effect w:val="none"/>
+          <w:shd w:fill="auto" w:val="clear"/>
+        </w:rPr>
+      </w:pPr>
+      <w:r>
+        <w:rPr>
+          <w:rFonts w:ascii="Times New Roman" w:hAnsi="Times New Roman"/>
+          <w:b w:val="false"/>
+          <w:i w:val="false"/>
+          <w:caps w:val="false"/>
+          <w:smallCaps w:val="false"/>
+          <w:strike w:val="false"/>
+          <w:dstrike w:val="false"/>
+          <w:color w:val="000000"/>
+          <w:sz w:val="24"/>
+          <w:szCs w:val="24"/>
+          <w:u w:val="none"/>
+          <w:effect w:val="none"/>
+          <w:shd w:fill="auto" w:val="clear"/>
         </w:rPr>
         <w:t>Com o propósito de atender às demandas locais e fortalecer a interiorização da educação profissional, o IFPE realizou um levantamento estratégico das necessidades do mercado de trabalho e promoveu uma consulta pública para identificar os cursos de maior interesse da comunidade. Como resultado desse planejamento, o Campus Cabo de Santo Agostinho foi autorizado a funcionar em 7 de outubro de 2013, por meio da Portaria nº 993/2013 do Ministério da Educação. As atividades tiveram início em 14 de outubro do mesmo ano, com a oferta do curso Técnico em Hospedagem, destinado à primeira turma do Programa Nacional de Acesso ao Ensino Técnico e Emprego (Pronatec).</w:t>
       </w:r>
     </w:p>
     <w:p>
       <w:pPr>
-        <w:pStyle w:val="Normal"/>
-        <w:bidi w:val="0"/>
-        <w:spacing w:lineRule="auto" w:line="360"/>
-        <w:ind w:firstLine="709"/>
-        <w:jc w:val="both"/>
-        <w:rPr>
-          <w:rFonts w:ascii="Times New Roman" w:hAnsi="Times New Roman"/>
-        </w:rPr>
-      </w:pPr>
-      <w:r>
-        <w:rPr>
-          <w:rFonts w:ascii="Times New Roman" w:hAnsi="Times New Roman"/>
+        <w:pStyle w:val="BodyText"/>
+        <w:bidi w:val="0"/>
+        <w:spacing w:lineRule="auto" w:line="331" w:before="240" w:after="240"/>
+        <w:ind w:firstLine="720" w:left="0" w:right="0"/>
+        <w:jc w:val="both"/>
+        <w:rPr>
+          <w:rFonts w:ascii="Times New Roman" w:hAnsi="Times New Roman"/>
+          <w:b w:val="false"/>
+          <w:i w:val="false"/>
+          <w:caps w:val="false"/>
+          <w:smallCaps w:val="false"/>
+          <w:strike w:val="false"/>
+          <w:dstrike w:val="false"/>
+          <w:color w:val="000000"/>
+          <w:sz w:val="24"/>
+          <w:szCs w:val="24"/>
+          <w:u w:val="none"/>
+          <w:effect w:val="none"/>
+          <w:shd w:fill="auto" w:val="clear"/>
+        </w:rPr>
+      </w:pPr>
+      <w:r>
+        <w:rPr>
+          <w:rFonts w:ascii="Times New Roman" w:hAnsi="Times New Roman"/>
+          <w:b w:val="false"/>
+          <w:i w:val="false"/>
+          <w:caps w:val="false"/>
+          <w:smallCaps w:val="false"/>
+          <w:strike w:val="false"/>
+          <w:dstrike w:val="false"/>
+          <w:color w:val="000000"/>
+          <w:sz w:val="24"/>
+          <w:szCs w:val="24"/>
+          <w:u w:val="none"/>
+          <w:effect w:val="none"/>
+          <w:shd w:fill="auto" w:val="clear"/>
         </w:rPr>
         <w:t>Durante o primeiro ano de funcionamento, o campus também ofertou cursos de Formação Inicial e Continuada (FIC) e realizou a aula inaugural das primeiras turmas regulares dos cursos técnicos subsequentes, que reuniram 144 estudantes.</w:t>
       </w:r>
     </w:p>
     <w:p>
       <w:pPr>
-        <w:pStyle w:val="Normal"/>
-        <w:bidi w:val="0"/>
-        <w:spacing w:lineRule="auto" w:line="360"/>
-        <w:ind w:firstLine="709"/>
-        <w:jc w:val="both"/>
-        <w:rPr>
-          <w:rFonts w:ascii="Times New Roman" w:hAnsi="Times New Roman"/>
-        </w:rPr>
-      </w:pPr>
-      <w:r>
-        <w:rPr>
-          <w:rFonts w:ascii="Times New Roman" w:hAnsi="Times New Roman"/>
+        <w:pStyle w:val="BodyText"/>
+        <w:bidi w:val="0"/>
+        <w:spacing w:lineRule="auto" w:line="331" w:before="240" w:after="240"/>
+        <w:ind w:firstLine="720" w:left="0" w:right="0"/>
+        <w:jc w:val="both"/>
+        <w:rPr>
+          <w:rFonts w:ascii="Times New Roman" w:hAnsi="Times New Roman"/>
+          <w:b w:val="false"/>
+          <w:i w:val="false"/>
+          <w:caps w:val="false"/>
+          <w:smallCaps w:val="false"/>
+          <w:strike w:val="false"/>
+          <w:dstrike w:val="false"/>
+          <w:color w:val="000000"/>
+          <w:sz w:val="24"/>
+          <w:szCs w:val="24"/>
+          <w:u w:val="none"/>
+          <w:effect w:val="none"/>
+          <w:shd w:fill="auto" w:val="clear"/>
+        </w:rPr>
+      </w:pPr>
+      <w:r>
+        <w:rPr>
+          <w:rFonts w:ascii="Times New Roman" w:hAnsi="Times New Roman"/>
+          <w:b w:val="false"/>
+          <w:i w:val="false"/>
+          <w:caps w:val="false"/>
+          <w:smallCaps w:val="false"/>
+          <w:strike w:val="false"/>
+          <w:dstrike w:val="false"/>
+          <w:color w:val="000000"/>
+          <w:sz w:val="24"/>
+          <w:szCs w:val="24"/>
+          <w:u w:val="none"/>
+          <w:effect w:val="none"/>
+          <w:shd w:fill="auto" w:val="clear"/>
         </w:rPr>
         <w:t>A construção da sede definitiva teve início em 2015, com recursos do Ministério da Educação. Em 28 de dezembro de 2018, foi inaugurado o novo campus, com uma área construída de 12.650 m², composta por blocos de salas de aula, laboratórios, biblioteca, auditório, blocos administrativo e acadêmico, ginásio poliesportivo, espaços de convivência e uma creche destinada aos filhos de servidores, estudantes e membros da comunidade local.</w:t>
       </w:r>
     </w:p>
     <w:p>
       <w:pPr>
-        <w:pStyle w:val="Normal"/>
-        <w:bidi w:val="0"/>
-        <w:spacing w:lineRule="auto" w:line="360"/>
-        <w:ind w:firstLine="709"/>
-        <w:jc w:val="both"/>
-        <w:rPr>
-          <w:rFonts w:ascii="Times New Roman" w:hAnsi="Times New Roman"/>
-        </w:rPr>
-      </w:pPr>
-      <w:r>
-        <w:rPr>
-          <w:rFonts w:ascii="Times New Roman" w:hAnsi="Times New Roman"/>
+        <w:pStyle w:val="BodyText"/>
+        <w:bidi w:val="0"/>
+        <w:spacing w:lineRule="auto" w:line="331" w:before="240" w:after="240"/>
+        <w:ind w:firstLine="720" w:left="0" w:right="0"/>
+        <w:jc w:val="both"/>
+        <w:rPr>
+          <w:rFonts w:ascii="Times New Roman" w:hAnsi="Times New Roman"/>
+          <w:b w:val="false"/>
+          <w:i w:val="false"/>
+          <w:caps w:val="false"/>
+          <w:smallCaps w:val="false"/>
+          <w:strike w:val="false"/>
+          <w:dstrike w:val="false"/>
+          <w:color w:val="000000"/>
+          <w:sz w:val="24"/>
+          <w:szCs w:val="24"/>
+          <w:u w:val="none"/>
+          <w:effect w:val="none"/>
+          <w:shd w:fill="auto" w:val="clear"/>
+        </w:rPr>
+      </w:pPr>
+      <w:r>
+        <w:rPr>
+          <w:rFonts w:ascii="Times New Roman" w:hAnsi="Times New Roman"/>
+          <w:b w:val="false"/>
+          <w:i w:val="false"/>
+          <w:caps w:val="false"/>
+          <w:smallCaps w:val="false"/>
+          <w:strike w:val="false"/>
+          <w:dstrike w:val="false"/>
+          <w:color w:val="000000"/>
+          <w:sz w:val="24"/>
+          <w:szCs w:val="24"/>
+          <w:u w:val="none"/>
+          <w:effect w:val="none"/>
+          <w:shd w:fill="auto" w:val="clear"/>
         </w:rPr>
         <w:t>O campus vem ampliando sua inserção social por meio de parcerias institucionais e programas voltados à inclusão e à cidadania. Em 2023, firmou cooperação técnica com a Prefeitura do Cabo de Santo Agostinho para a oferta de cursos destinados a jovens e adultos da Educação de Jovens e Adultos (EJA), tornando-se o primeiro campus do IFPE a atuar nessa modalidade. No ano seguinte, expandiu sua atuação com a implementação do programa Mulheres Mil, que oferece cursos gratuitos a mulheres em situação de vulnerabilidade, reafirmando o compromisso institucional com a igualdade de oportunidades e o empoderamento social.</w:t>
       </w:r>
     </w:p>
     <w:p>
       <w:pPr>
-        <w:pStyle w:val="Normal"/>
-        <w:bidi w:val="0"/>
-        <w:spacing w:lineRule="auto" w:line="360"/>
-        <w:ind w:firstLine="709"/>
-        <w:jc w:val="both"/>
-        <w:rPr>
-          <w:rFonts w:ascii="Times New Roman" w:hAnsi="Times New Roman"/>
-        </w:rPr>
-      </w:pPr>
-      <w:r>
-        <w:rPr>
-          <w:rFonts w:ascii="Times New Roman" w:hAnsi="Times New Roman"/>
+        <w:pStyle w:val="BodyText"/>
+        <w:bidi w:val="0"/>
+        <w:spacing w:lineRule="auto" w:line="331" w:before="240" w:after="240"/>
+        <w:ind w:firstLine="720" w:left="0" w:right="0"/>
+        <w:jc w:val="both"/>
+        <w:rPr>
+          <w:rFonts w:ascii="Times New Roman" w:hAnsi="Times New Roman"/>
+          <w:sz w:val="24"/>
+          <w:szCs w:val="24"/>
+        </w:rPr>
+      </w:pPr>
+      <w:r>
+        <w:rPr>
+          <w:rFonts w:ascii="Times New Roman" w:hAnsi="Times New Roman"/>
+          <w:b w:val="false"/>
+          <w:i w:val="false"/>
+          <w:caps w:val="false"/>
+          <w:smallCaps w:val="false"/>
+          <w:strike w:val="false"/>
+          <w:dstrike w:val="false"/>
+          <w:color w:val="000000"/>
+          <w:sz w:val="24"/>
+          <w:szCs w:val="24"/>
+          <w:u w:val="none"/>
+          <w:effect w:val="none"/>
+          <w:shd w:fill="auto" w:val="clear"/>
         </w:rPr>
         <w:t>Assim, a trajetória do IFPE – Campus Cabo de Santo Agostinho é marcada pela expansão planejada, pela superação de desafios e pela consolidação de uma infraestrutura moderna e inclusiva. Atualmente, o campus se destaca como um polo educacional, científico e tecnológico de referência, reafirmando o compromisso da Rede Federal em oferecer uma educação pública, gratuita e de qualidade, contribuindo de forma decisiva para o desenvolvimento social e econômico do município e de toda a Região Metropolitana do Recife.</w:t>
       </w:r>
